--- a/download_files/二排诗集.docx
+++ b/download_files/二排诗集.docx
@@ -351,7 +351,7 @@
                 <v:stroke joinstyle="miter"/>
                 <v:path gradientshapeok="t" o:connecttype="rect"/>
               </v:shapetype>
-              <v:shape id="阳光" o:spid="_x0000_s1026" type="#_x0000_t202" style="position:absolute;margin-left:0;margin-top:454.55pt;width:331.65pt;height:110.55pt;z-index:251658273;visibility:visible;mso-wrap-style:square;mso-width-percent:0;mso-height-percent:0;mso-wrap-distance-left:9pt;mso-wrap-distance-top:0;mso-wrap-distance-right:9pt;mso-wrap-distance-bottom:0;mso-position-horizontal:center;mso-position-horizontal-relative:text;mso-position-vertical:absolute;mso-position-vertical-relative:text;mso-width-percent:0;mso-height-percent:0;mso-width-relative:margin;mso-height-relative:margin;v-text-anchor:top" o:gfxdata="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" filled="f" stroked="f" strokeweight=".5pt">
+              <v:shape id="阳光" o:spid="_x0000_s1026" type="#_x0000_t202" style="position:absolute;margin-left:0;margin-top:454.55pt;width:331.65pt;height:110.55pt;z-index:251658273;visibility:visible;mso-wrap-style:square;mso-width-percent:0;mso-height-percent:0;mso-wrap-distance-left:9pt;mso-wrap-distance-top:0;mso-wrap-distance-right:9pt;mso-wrap-distance-bottom:0;mso-position-horizontal:center;mso-position-horizontal-relative:text;mso-position-vertical:absolute;mso-position-vertical-relative:text;mso-width-percent:0;mso-height-percent:0;mso-width-relative:margin;mso-height-relative:margin;v-text-anchor:top" o:gfxdata="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" filled="f" stroked="f" strokeweight=".5pt">
                 <v:textbox>
                   <w:txbxContent>
                     <w:p>
@@ -539,7 +539,7 @@
           </mc:Choice>
           <mc:Fallback>
             <w:pict>
-              <v:shape w14:anchorId="7678D0F0" id="缅怀人民英雄" o:spid="_x0000_s1027" type="#_x0000_t202" style="position:absolute;margin-left:-59.85pt;margin-top:359.4pt;width:542.45pt;height:88.75pt;z-index:251658272;visibility:visible;mso-wrap-style:square;mso-width-percent:0;mso-height-percent:0;mso-wrap-distance-left:9pt;mso-wrap-distance-top:0;mso-wrap-distance-right:9pt;mso-wrap-distance-bottom:0;mso-position-horizontal:absolute;mso-position-horizontal-relative:text;mso-position-vertical:absolute;mso-position-vertical-relative:text;mso-width-percent:0;mso-height-percent:0;mso-width-relative:margin;mso-height-relative:margin;v-text-anchor:top" o:gfxdata="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" filled="f" stroked="f" strokeweight=".5pt">
+              <v:shape w14:anchorId="7678D0F0" id="缅怀人民英雄" o:spid="_x0000_s1027" type="#_x0000_t202" style="position:absolute;margin-left:-59.85pt;margin-top:359.4pt;width:542.45pt;height:88.75pt;z-index:251658272;visibility:visible;mso-wrap-style:square;mso-width-percent:0;mso-height-percent:0;mso-wrap-distance-left:9pt;mso-wrap-distance-top:0;mso-wrap-distance-right:9pt;mso-wrap-distance-bottom:0;mso-position-horizontal:absolute;mso-position-horizontal-relative:text;mso-position-vertical:absolute;mso-position-vertical-relative:text;mso-width-percent:0;mso-height-percent:0;mso-width-relative:margin;mso-height-relative:margin;v-text-anchor:top" o:gfxdata="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" filled="f" stroked="f" strokeweight=".5pt">
                 <v:textbox>
                   <w:txbxContent>
                     <w:p>
@@ -758,14 +758,14 @@
         <w:pStyle w:val="a5"/>
         <w:ind w:firstLine="600"/>
       </w:pPr>
-      <w:bookmarkStart w:id="2" w:name="_Hlk76305416"/>
+      <w:bookmarkStart w:id="3" w:name="_Hlk76305416"/>
       <w:r>
         <w:rPr>
           <w:rFonts w:hint="eastAsia"/>
         </w:rPr>
         <w:t>其人</w:t>
       </w:r>
-      <w:bookmarkEnd w:id="2"/>
+      <w:bookmarkEnd w:id="3"/>
       <w:r>
         <w:rPr>
           <w:rFonts w:ascii="宋体" w:eastAsia="宋体" w:hAnsi="宋体" w:cs="宋体"/>
@@ -1975,14 +1975,14 @@
         </w:rPr>
         <w:fldChar w:fldCharType="end"/>
       </w:r>
-      <w:bookmarkStart w:id="3" w:name="_Hlk76307417"/>
+      <w:bookmarkStart w:id="4" w:name="_Hlk76307417"/>
       <w:r>
         <w:rPr>
           <w:rFonts w:hint="eastAsia"/>
         </w:rPr>
         <w:t>南屠扫</w:t>
       </w:r>
-      <w:bookmarkEnd w:id="3"/>
+      <w:bookmarkEnd w:id="4"/>
       <w:r>
         <w:rPr>
           <w:vertAlign w:val="superscript"/>
@@ -3513,14 +3513,14 @@
         </w:rPr>
         <w:t>，惟恐联军侵</w:t>
       </w:r>
-      <w:bookmarkStart w:id="4" w:name="_Hlk76567605"/>
+      <w:bookmarkStart w:id="5" w:name="_Hlk76567605"/>
       <w:r>
         <w:rPr>
           <w:rFonts w:hint="eastAsia"/>
         </w:rPr>
         <w:t>都城</w:t>
       </w:r>
-      <w:bookmarkEnd w:id="4"/>
+      <w:bookmarkEnd w:id="5"/>
       <w:r>
         <w:rPr>
           <w:vertAlign w:val="superscript"/>
@@ -4169,7 +4169,7 @@
           </mc:Choice>
           <mc:Fallback>
             <w:pict>
-              <v:shape w14:anchorId="2FFFE1CC" id="文本框 12" o:spid="_x0000_s1028" type="#_x0000_t202" style="position:absolute;left:0;text-align:left;margin-left:301.4pt;margin-top:15pt;width:30.9pt;height:37.55pt;z-index:251658248;visibility:visible;mso-wrap-style:square;mso-width-percent:0;mso-height-percent:0;mso-wrap-distance-left:9pt;mso-wrap-distance-top:0;mso-wrap-distance-right:9pt;mso-wrap-distance-bottom:0;mso-position-horizontal:absolute;mso-position-horizontal-relative:text;mso-position-vertical:absolute;mso-position-vertical-relative:text;mso-width-percent:0;mso-height-percent:0;mso-width-relative:margin;mso-height-relative:margin;v-text-anchor:top" o:gfxdata="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" filled="f" stroked="f" strokeweight=".5pt">
+              <v:shape w14:anchorId="2FFFE1CC" id="文本框 12" o:spid="_x0000_s1028" type="#_x0000_t202" style="position:absolute;left:0;text-align:left;margin-left:301.4pt;margin-top:15pt;width:30.9pt;height:37.55pt;z-index:251658248;visibility:visible;mso-wrap-style:square;mso-width-percent:0;mso-height-percent:0;mso-wrap-distance-left:9pt;mso-wrap-distance-top:0;mso-wrap-distance-right:9pt;mso-wrap-distance-bottom:0;mso-position-horizontal:absolute;mso-position-horizontal-relative:text;mso-position-vertical:absolute;mso-position-vertical-relative:text;mso-width-percent:0;mso-height-percent:0;mso-width-relative:margin;mso-height-relative:margin;v-text-anchor:top" o:gfxdata="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" filled="f" stroked="f" strokeweight=".5pt">
                 <v:textbox>
                   <w:txbxContent>
                     <w:p>
@@ -4304,7 +4304,7 @@
                 </v:handles>
                 <o:complex v:ext="view"/>
               </v:shapetype>
-              <v:shape id="卷形: 水平 5" o:spid="_x0000_s1029" type="#_x0000_t98" style="position:absolute;left:0;text-align:left;margin-left:296.15pt;margin-top:2pt;width:39.1pt;height:33pt;z-index:251658241;visibility:visible;mso-wrap-style:square;mso-width-percent:0;mso-height-percent:0;mso-wrap-distance-left:9pt;mso-wrap-distance-top:0;mso-wrap-distance-right:9pt;mso-wrap-distance-bottom:0;mso-position-horizontal:absolute;mso-position-horizontal-relative:text;mso-position-vertical:absolute;mso-position-vertical-relative:text;mso-width-percent:0;mso-height-percent:0;mso-width-relative:margin;mso-height-relative:margin;v-text-anchor:middle" o:gfxdata="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" fillcolor="#4472c4 [3204]" strokecolor="#1f3763 [1604]" strokeweight="1pt">
+              <v:shape id="卷形: 水平 5" o:spid="_x0000_s1029" type="#_x0000_t98" style="position:absolute;left:0;text-align:left;margin-left:296.15pt;margin-top:2pt;width:39.1pt;height:33pt;z-index:251658241;visibility:visible;mso-wrap-style:square;mso-width-percent:0;mso-height-percent:0;mso-wrap-distance-left:9pt;mso-wrap-distance-top:0;mso-wrap-distance-right:9pt;mso-wrap-distance-bottom:0;mso-position-horizontal:absolute;mso-position-horizontal-relative:text;mso-position-vertical:absolute;mso-position-vertical-relative:text;mso-width-percent:0;mso-height-percent:0;mso-width-relative:margin;mso-height-relative:margin;v-text-anchor:middle" o:gfxdata="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" fillcolor="#4472c4 [3204]" strokecolor="#1f3763 [1604]" strokeweight="1pt">
                 <v:stroke joinstyle="miter"/>
                 <v:textbox>
                   <w:txbxContent>
@@ -5471,7 +5471,7 @@
           </mc:Choice>
           <mc:Fallback>
             <w:pict>
-              <v:shape w14:anchorId="3E0996F2" id="文本框 6" o:spid="_x0000_s1030" type="#_x0000_t202" style="position:absolute;left:0;text-align:left;margin-left:274pt;margin-top:-9.85pt;width:31.2pt;height:35.25pt;z-index:251658243;visibility:visible;mso-wrap-style:square;mso-width-percent:0;mso-height-percent:0;mso-wrap-distance-left:9pt;mso-wrap-distance-top:0;mso-wrap-distance-right:9pt;mso-wrap-distance-bottom:0;mso-position-horizontal:absolute;mso-position-horizontal-relative:text;mso-position-vertical:absolute;mso-position-vertical-relative:text;mso-width-percent:0;mso-height-percent:0;mso-width-relative:margin;mso-height-relative:margin;v-text-anchor:top" o:gfxdata="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" filled="f" stroked="f" strokeweight=".5pt">
+              <v:shape w14:anchorId="3E0996F2" id="文本框 6" o:spid="_x0000_s1030" type="#_x0000_t202" style="position:absolute;left:0;text-align:left;margin-left:274pt;margin-top:-9.85pt;width:31.2pt;height:35.25pt;z-index:251658243;visibility:visible;mso-wrap-style:square;mso-width-percent:0;mso-height-percent:0;mso-wrap-distance-left:9pt;mso-wrap-distance-top:0;mso-wrap-distance-right:9pt;mso-wrap-distance-bottom:0;mso-position-horizontal:absolute;mso-position-horizontal-relative:text;mso-position-vertical:absolute;mso-position-vertical-relative:text;mso-width-percent:0;mso-height-percent:0;mso-width-relative:margin;mso-height-relative:margin;v-text-anchor:top" o:gfxdata="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" filled="f" stroked="f" strokeweight=".5pt">
                 <v:textbox>
                   <w:txbxContent>
                     <w:p>
@@ -5568,7 +5568,7 @@
           </mc:Choice>
           <mc:Fallback>
             <w:pict>
-              <v:shapetype w14:anchorId="074CC64E" id="_x0000_t108" coordsize="21600,21600" o:spt="108" adj="5400,16200,2700" path="wr@9@34@8@35,0@24@0@23@9,0@8@11@0@22@19@22@9@34@8@35@19@23@3@24l@7@36@3@4at@9@31@8@32@3@4@18@30@9@1@8@33@18@28@17@28@9@31@8@32@17@30,0@4l@5@36xear@9@1@8@33@17@28@0@29nfl@17@30ewr@9@1@8@33@18@28@19@29nfl@18@30em@0@23nfl@0@29em@19@23nfl@19@29e">
+              <v:shapetype w14:anchorId="539DBEA7" id="_x0000_t108" coordsize="21600,21600" o:spt="108" adj="5400,16200,2700" path="wr@9@34@8@35,0@24@0@23@9,0@8@11@0@22@19@22@9@34@8@35@19@23@3@24l@7@36@3@4at@9@31@8@32@3@4@18@30@9@1@8@33@18@28@17@28@9@31@8@32@17@30,0@4l@5@36xear@9@1@8@33@17@28@0@29nfl@17@30ewr@9@1@8@33@18@28@19@29nfl@18@30em@0@23nfl@0@29em@19@23nfl@19@29e">
                 <v:formulas>
                   <v:f eqn="val #0"/>
                   <v:f eqn="val #1"/>
@@ -5623,7 +5623,7 @@
                 </v:handles>
                 <o:complex v:ext="view"/>
               </v:shapetype>
-              <v:shape id="带形: 上凸弯 2" o:spid="_x0000_s1026" type="#_x0000_t108" style="position:absolute;left:0;text-align:left;margin-left:258.2pt;margin-top:5.4pt;width:63.7pt;height:24.45pt;z-index:251659268;visibility:visible;mso-wrap-style:square;mso-width-percent:0;mso-height-percent:0;mso-wrap-distance-left:9pt;mso-wrap-distance-top:0;mso-wrap-distance-right:9pt;mso-wrap-distance-bottom:0;mso-position-horizontal:absolute;mso-position-horizontal-relative:text;mso-position-vertical:absolute;mso-position-vertical-relative:text;mso-width-percent:0;mso-height-percent:0;mso-width-relative:margin;mso-height-relative:margin;v-text-anchor:middle" o:gfxdata="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" fillcolor="#4472c4 [3204]" strokecolor="#1f3763 [1604]" strokeweight="1pt">
+              <v:shape id="带形: 上凸弯 2" o:spid="_x0000_s1026" type="#_x0000_t108" style="position:absolute;left:0;text-align:left;margin-left:258.2pt;margin-top:5.4pt;width:63.7pt;height:24.45pt;z-index:251658242;visibility:visible;mso-wrap-style:square;mso-width-percent:0;mso-height-percent:0;mso-wrap-distance-left:9pt;mso-wrap-distance-top:0;mso-wrap-distance-right:9pt;mso-wrap-distance-bottom:0;mso-position-horizontal:absolute;mso-position-horizontal-relative:text;mso-position-vertical:absolute;mso-position-vertical-relative:text;mso-width-percent:0;mso-height-percent:0;mso-width-relative:margin;mso-height-relative:margin;v-text-anchor:middle" o:gfxdata="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" fillcolor="#4472c4 [3204]" strokecolor="#1f3763 [1604]" strokeweight="1pt">
                 <v:stroke joinstyle="miter"/>
               </v:shape>
             </w:pict>
@@ -6186,7 +6186,7 @@
           </mc:Choice>
           <mc:Fallback>
             <w:pict>
-              <v:shape w14:anchorId="2532AE97" id="文本框 9" o:spid="_x0000_s1031" type="#_x0000_t202" style="position:absolute;left:0;text-align:left;margin-left:269.75pt;margin-top:10.65pt;width:26.3pt;height:37.55pt;z-index:251658245;visibility:visible;mso-wrap-style:square;mso-width-percent:0;mso-height-percent:0;mso-wrap-distance-left:9pt;mso-wrap-distance-top:0;mso-wrap-distance-right:9pt;mso-wrap-distance-bottom:0;mso-position-horizontal:absolute;mso-position-horizontal-relative:text;mso-position-vertical:absolute;mso-position-vertical-relative:text;mso-width-percent:0;mso-height-percent:0;mso-width-relative:margin;mso-height-relative:margin;v-text-anchor:top" o:gfxdata="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" filled="f" stroked="f" strokeweight=".5pt">
+              <v:shape w14:anchorId="2532AE97" id="文本框 9" o:spid="_x0000_s1031" type="#_x0000_t202" style="position:absolute;left:0;text-align:left;margin-left:269.75pt;margin-top:10.65pt;width:26.3pt;height:37.55pt;z-index:251658245;visibility:visible;mso-wrap-style:square;mso-width-percent:0;mso-height-percent:0;mso-wrap-distance-left:9pt;mso-wrap-distance-top:0;mso-wrap-distance-right:9pt;mso-wrap-distance-bottom:0;mso-position-horizontal:absolute;mso-position-horizontal-relative:text;mso-position-vertical:absolute;mso-position-vertical-relative:text;mso-width-percent:0;mso-height-percent:0;mso-width-relative:margin;mso-height-relative:margin;v-text-anchor:top" o:gfxdata="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" filled="f" stroked="f" strokeweight=".5pt">
                 <v:textbox>
                   <w:txbxContent>
                     <w:p>
@@ -6288,7 +6288,7 @@
           </mc:Choice>
           <mc:Fallback>
             <w:pict>
-              <v:shape w14:anchorId="260377C9" id="带形: 上凸弯 8" o:spid="_x0000_s1026" type="#_x0000_t108" style="position:absolute;left:0;text-align:left;margin-left:253.15pt;margin-top:6.05pt;width:60.5pt;height:23.8pt;z-index:251662340;visibility:visible;mso-wrap-style:square;mso-width-percent:0;mso-height-percent:0;mso-wrap-distance-left:9pt;mso-wrap-distance-top:0;mso-wrap-distance-right:9pt;mso-wrap-distance-bottom:0;mso-position-horizontal:absolute;mso-position-horizontal-relative:text;mso-position-vertical:absolute;mso-position-vertical-relative:text;mso-width-percent:0;mso-height-percent:0;mso-width-relative:margin;mso-height-relative:margin;v-text-anchor:middle" o:gfxdata="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" fillcolor="#4472c4 [3204]" strokecolor="#1f3763 [1604]" strokeweight="1pt">
+              <v:shape w14:anchorId="6AD982A5" id="带形: 上凸弯 8" o:spid="_x0000_s1026" type="#_x0000_t108" style="position:absolute;left:0;text-align:left;margin-left:253.15pt;margin-top:6.05pt;width:60.5pt;height:23.8pt;z-index:251658244;visibility:visible;mso-wrap-style:square;mso-width-percent:0;mso-height-percent:0;mso-wrap-distance-left:9pt;mso-wrap-distance-top:0;mso-wrap-distance-right:9pt;mso-wrap-distance-bottom:0;mso-position-horizontal:absolute;mso-position-horizontal-relative:text;mso-position-vertical:absolute;mso-position-vertical-relative:text;mso-width-percent:0;mso-height-percent:0;mso-width-relative:margin;mso-height-relative:margin;v-text-anchor:middle" o:gfxdata="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" fillcolor="#4472c4 [3204]" strokecolor="#1f3763 [1604]" strokeweight="1pt">
                 <v:stroke joinstyle="miter"/>
               </v:shape>
             </w:pict>
@@ -6518,7 +6518,7 @@
           </mc:Choice>
           <mc:Fallback>
             <w:pict>
-              <v:shape w14:anchorId="79D3263C" id="文本框 11" o:spid="_x0000_s1032" type="#_x0000_t202" style="position:absolute;left:0;text-align:left;margin-left:267.15pt;margin-top:.6pt;width:45.7pt;height:26.9pt;z-index:251658247;visibility:visible;mso-wrap-style:square;mso-width-percent:0;mso-height-percent:0;mso-wrap-distance-left:9pt;mso-wrap-distance-top:0;mso-wrap-distance-right:9pt;mso-wrap-distance-bottom:0;mso-position-horizontal:absolute;mso-position-horizontal-relative:text;mso-position-vertical:absolute;mso-position-vertical-relative:text;mso-width-percent:0;mso-height-percent:0;mso-width-relative:margin;mso-height-relative:margin;v-text-anchor:top" o:gfxdata="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" filled="f" stroked="f" strokeweight=".5pt">
+              <v:shape w14:anchorId="79D3263C" id="文本框 11" o:spid="_x0000_s1032" type="#_x0000_t202" style="position:absolute;left:0;text-align:left;margin-left:267.15pt;margin-top:.6pt;width:45.7pt;height:26.9pt;z-index:251658247;visibility:visible;mso-wrap-style:square;mso-width-percent:0;mso-height-percent:0;mso-wrap-distance-left:9pt;mso-wrap-distance-top:0;mso-wrap-distance-right:9pt;mso-wrap-distance-bottom:0;mso-position-horizontal:absolute;mso-position-horizontal-relative:text;mso-position-vertical:absolute;mso-position-vertical-relative:text;mso-width-percent:0;mso-height-percent:0;mso-width-relative:margin;mso-height-relative:margin;v-text-anchor:top" o:gfxdata="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" filled="f" stroked="f" strokeweight=".5pt">
                 <v:textbox>
                   <w:txbxContent>
                     <w:p>
@@ -6615,7 +6615,7 @@
           </mc:Choice>
           <mc:Fallback>
             <w:pict>
-              <v:shape w14:anchorId="298B0F9D" id="带形: 上凸弯 10" o:spid="_x0000_s1026" type="#_x0000_t108" style="position:absolute;left:0;text-align:left;margin-left:259.85pt;margin-top:6.2pt;width:60.5pt;height:23.8pt;z-index:251665412;visibility:visible;mso-wrap-style:square;mso-width-percent:0;mso-height-percent:0;mso-wrap-distance-left:9pt;mso-wrap-distance-top:0;mso-wrap-distance-right:9pt;mso-wrap-distance-bottom:0;mso-position-horizontal:absolute;mso-position-horizontal-relative:text;mso-position-vertical:absolute;mso-position-vertical-relative:text;mso-width-percent:0;mso-height-percent:0;mso-width-relative:margin;mso-height-relative:margin;v-text-anchor:middle" o:gfxdata="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" fillcolor="#4472c4 [3204]" strokecolor="#1f3763 [1604]" strokeweight="1pt">
+              <v:shape w14:anchorId="6E5A0381" id="带形: 上凸弯 10" o:spid="_x0000_s1026" type="#_x0000_t108" style="position:absolute;left:0;text-align:left;margin-left:259.85pt;margin-top:6.2pt;width:60.5pt;height:23.8pt;z-index:251658246;visibility:visible;mso-wrap-style:square;mso-width-percent:0;mso-height-percent:0;mso-wrap-distance-left:9pt;mso-wrap-distance-top:0;mso-wrap-distance-right:9pt;mso-wrap-distance-bottom:0;mso-position-horizontal:absolute;mso-position-horizontal-relative:text;mso-position-vertical:absolute;mso-position-vertical-relative:text;mso-width-percent:0;mso-height-percent:0;mso-width-relative:margin;mso-height-relative:margin;v-text-anchor:middle" o:gfxdata="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" fillcolor="#4472c4 [3204]" strokecolor="#1f3763 [1604]" strokeweight="1pt">
                 <v:stroke joinstyle="miter"/>
               </v:shape>
             </w:pict>
@@ -6817,7 +6817,7 @@
           </mc:Choice>
           <mc:Fallback>
             <w:pict>
-              <v:shape w14:anchorId="206BD150" id="文本框 14" o:spid="_x0000_s1033" type="#_x0000_t202" style="position:absolute;left:0;text-align:left;margin-left:281.7pt;margin-top:11.85pt;width:48.2pt;height:34.45pt;z-index:251658250;visibility:visible;mso-wrap-style:square;mso-height-percent:0;mso-wrap-distance-left:9pt;mso-wrap-distance-top:0;mso-wrap-distance-right:9pt;mso-wrap-distance-bottom:0;mso-position-horizontal:absolute;mso-position-horizontal-relative:text;mso-position-vertical:absolute;mso-position-vertical-relative:text;mso-height-percent:0;mso-height-relative:margin;v-text-anchor:top" o:gfxdata="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" filled="f" stroked="f" strokeweight=".5pt">
+              <v:shape w14:anchorId="206BD150" id="文本框 14" o:spid="_x0000_s1033" type="#_x0000_t202" style="position:absolute;left:0;text-align:left;margin-left:281.7pt;margin-top:11.85pt;width:48.2pt;height:34.45pt;z-index:251658250;visibility:visible;mso-wrap-style:square;mso-height-percent:0;mso-wrap-distance-left:9pt;mso-wrap-distance-top:0;mso-wrap-distance-right:9pt;mso-wrap-distance-bottom:0;mso-position-horizontal:absolute;mso-position-horizontal-relative:text;mso-position-vertical:absolute;mso-position-vertical-relative:text;mso-height-percent:0;mso-height-relative:margin;v-text-anchor:top" o:gfxdata="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" filled="f" stroked="f" strokeweight=".5pt">
                 <v:textbox>
                   <w:txbxContent>
                     <w:p>
@@ -6919,7 +6919,7 @@
           </mc:Choice>
           <mc:Fallback>
             <w:pict>
-              <v:shape w14:anchorId="1AFC1FE1" id="带形: 上凸弯 13" o:spid="_x0000_s1026" type="#_x0000_t108" style="position:absolute;left:0;text-align:left;margin-left:274pt;margin-top:7.2pt;width:63.6pt;height:23.8pt;z-index:251668484;visibility:visible;mso-wrap-style:square;mso-width-percent:0;mso-height-percent:0;mso-wrap-distance-left:9pt;mso-wrap-distance-top:0;mso-wrap-distance-right:9pt;mso-wrap-distance-bottom:0;mso-position-horizontal:absolute;mso-position-horizontal-relative:text;mso-position-vertical:absolute;mso-position-vertical-relative:text;mso-width-percent:0;mso-height-percent:0;mso-width-relative:margin;mso-height-relative:margin;v-text-anchor:middle" o:gfxdata="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" fillcolor="#4472c4 [3204]" strokecolor="#1f3763 [1604]" strokeweight="1pt">
+              <v:shape w14:anchorId="2DE7A9BE" id="带形: 上凸弯 13" o:spid="_x0000_s1026" type="#_x0000_t108" style="position:absolute;left:0;text-align:left;margin-left:274pt;margin-top:7.2pt;width:63.6pt;height:23.8pt;z-index:251658249;visibility:visible;mso-wrap-style:square;mso-width-percent:0;mso-height-percent:0;mso-wrap-distance-left:9pt;mso-wrap-distance-top:0;mso-wrap-distance-right:9pt;mso-wrap-distance-bottom:0;mso-position-horizontal:absolute;mso-position-horizontal-relative:text;mso-position-vertical:absolute;mso-position-vertical-relative:text;mso-width-percent:0;mso-height-percent:0;mso-width-relative:margin;mso-height-relative:margin;v-text-anchor:middle" o:gfxdata="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" fillcolor="#4472c4 [3204]" strokecolor="#1f3763 [1604]" strokeweight="1pt">
                 <v:stroke joinstyle="miter"/>
               </v:shape>
             </w:pict>
@@ -7334,7 +7334,7 @@
           </mc:Choice>
           <mc:Fallback>
             <w:pict>
-              <v:shape w14:anchorId="0179C1D6" id="文本框 7" o:spid="_x0000_s1034" type="#_x0000_t202" style="position:absolute;left:0;text-align:left;margin-left:259.05pt;margin-top:7.9pt;width:70.7pt;height:41.9pt;z-index:251658252;visibility:visible;mso-wrap-style:square;mso-width-percent:0;mso-height-percent:0;mso-wrap-distance-left:9pt;mso-wrap-distance-top:0;mso-wrap-distance-right:9pt;mso-wrap-distance-bottom:0;mso-position-horizontal:absolute;mso-position-horizontal-relative:text;mso-position-vertical:absolute;mso-position-vertical-relative:text;mso-width-percent:0;mso-height-percent:0;mso-width-relative:margin;mso-height-relative:margin;v-text-anchor:top" o:gfxdata="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" filled="f" stroked="f" strokeweight=".5pt">
+              <v:shape w14:anchorId="0179C1D6" id="文本框 7" o:spid="_x0000_s1034" type="#_x0000_t202" style="position:absolute;left:0;text-align:left;margin-left:259.05pt;margin-top:7.9pt;width:70.7pt;height:41.9pt;z-index:251658252;visibility:visible;mso-wrap-style:square;mso-width-percent:0;mso-height-percent:0;mso-wrap-distance-left:9pt;mso-wrap-distance-top:0;mso-wrap-distance-right:9pt;mso-wrap-distance-bottom:0;mso-position-horizontal:absolute;mso-position-horizontal-relative:text;mso-position-vertical:absolute;mso-position-vertical-relative:text;mso-width-percent:0;mso-height-percent:0;mso-width-relative:margin;mso-height-relative:margin;v-text-anchor:top" o:gfxdata="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" filled="f" stroked="f" strokeweight=".5pt">
                 <v:textbox>
                   <w:txbxContent>
                     <w:p>
@@ -7430,7 +7430,7 @@
           </mc:Choice>
           <mc:Fallback>
             <w:pict>
-              <v:shape w14:anchorId="6318CA41" id="带形: 上凸弯 16" o:spid="_x0000_s1026" type="#_x0000_t108" style="position:absolute;left:0;text-align:left;margin-left:257.45pt;margin-top:2.8pt;width:73.25pt;height:25.65pt;z-index:251676676;visibility:visible;mso-wrap-style:square;mso-wrap-distance-left:9pt;mso-wrap-distance-top:0;mso-wrap-distance-right:9pt;mso-wrap-distance-bottom:0;mso-position-horizontal:absolute;mso-position-horizontal-relative:text;mso-position-vertical:absolute;mso-position-vertical-relative:text;v-text-anchor:middle" o:gfxdata="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" fillcolor="#4472c4 [3204]" strokecolor="#1f3763 [1604]" strokeweight="1pt">
+              <v:shape w14:anchorId="6DD5ED83" id="带形: 上凸弯 16" o:spid="_x0000_s1026" type="#_x0000_t108" style="position:absolute;left:0;text-align:left;margin-left:257.45pt;margin-top:2.8pt;width:73.25pt;height:25.65pt;z-index:251658251;visibility:visible;mso-wrap-style:square;mso-wrap-distance-left:9pt;mso-wrap-distance-top:0;mso-wrap-distance-right:9pt;mso-wrap-distance-bottom:0;mso-position-horizontal:absolute;mso-position-horizontal-relative:text;mso-position-vertical:absolute;mso-position-vertical-relative:text;v-text-anchor:middle" o:gfxdata="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" fillcolor="#4472c4 [3204]" strokecolor="#1f3763 [1604]" strokeweight="1pt">
                 <v:stroke joinstyle="miter"/>
               </v:shape>
             </w:pict>
@@ -7551,7 +7551,7 @@
           </mc:Choice>
           <mc:Fallback>
             <w:pict>
-              <v:shape w14:anchorId="1D0E6CC0" id="文本框 18" o:spid="_x0000_s1035" type="#_x0000_t202" style="position:absolute;left:0;text-align:left;margin-left:258pt;margin-top:8.4pt;width:75.75pt;height:38.2pt;z-index:251658254;visibility:visible;mso-wrap-style:square;mso-wrap-distance-left:9pt;mso-wrap-distance-top:0;mso-wrap-distance-right:9pt;mso-wrap-distance-bottom:0;mso-position-horizontal:absolute;mso-position-horizontal-relative:text;mso-position-vertical:absolute;mso-position-vertical-relative:text;v-text-anchor:top" o:gfxdata="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" filled="f" stroked="f" strokeweight=".5pt">
+              <v:shape w14:anchorId="1D0E6CC0" id="文本框 18" o:spid="_x0000_s1035" type="#_x0000_t202" style="position:absolute;left:0;text-align:left;margin-left:258pt;margin-top:8.4pt;width:75.75pt;height:38.2pt;z-index:251658254;visibility:visible;mso-wrap-style:square;mso-wrap-distance-left:9pt;mso-wrap-distance-top:0;mso-wrap-distance-right:9pt;mso-wrap-distance-bottom:0;mso-position-horizontal:absolute;mso-position-horizontal-relative:text;mso-position-vertical:absolute;mso-position-vertical-relative:text;v-text-anchor:top" o:gfxdata="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" filled="f" stroked="f" strokeweight=".5pt">
                 <v:textbox>
                   <w:txbxContent>
                     <w:p>
@@ -7652,7 +7652,7 @@
           </mc:Choice>
           <mc:Fallback>
             <w:pict>
-              <v:shape w14:anchorId="38D2A67C" id="带形: 上凸弯 17" o:spid="_x0000_s1026" type="#_x0000_t108" style="position:absolute;left:0;text-align:left;margin-left:259.55pt;margin-top:3.1pt;width:73.25pt;height:25.65pt;z-index:251679748;visibility:visible;mso-wrap-style:square;mso-wrap-distance-left:9pt;mso-wrap-distance-top:0;mso-wrap-distance-right:9pt;mso-wrap-distance-bottom:0;mso-position-horizontal:absolute;mso-position-horizontal-relative:text;mso-position-vertical:absolute;mso-position-vertical-relative:text;v-text-anchor:middle" o:gfxdata="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" fillcolor="#4472c4 [3204]" strokecolor="#1f3763 [1604]" strokeweight="1pt">
+              <v:shape w14:anchorId="598A0644" id="带形: 上凸弯 17" o:spid="_x0000_s1026" type="#_x0000_t108" style="position:absolute;left:0;text-align:left;margin-left:259.55pt;margin-top:3.1pt;width:73.25pt;height:25.65pt;z-index:251658253;visibility:visible;mso-wrap-style:square;mso-wrap-distance-left:9pt;mso-wrap-distance-top:0;mso-wrap-distance-right:9pt;mso-wrap-distance-bottom:0;mso-position-horizontal:absolute;mso-position-horizontal-relative:text;mso-position-vertical:absolute;mso-position-vertical-relative:text;v-text-anchor:middle" o:gfxdata="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" fillcolor="#4472c4 [3204]" strokecolor="#1f3763 [1604]" strokeweight="1pt">
                 <v:stroke joinstyle="miter"/>
               </v:shape>
             </w:pict>
@@ -8397,7 +8397,7 @@
           </mc:Choice>
           <mc:Fallback>
             <w:pict>
-              <v:shape w14:anchorId="762261A9" id="带形: 上凸弯 20" o:spid="_x0000_s1026" type="#_x0000_t108" style="position:absolute;left:0;text-align:left;margin-left:287pt;margin-top:2.55pt;width:79.25pt;height:29.4pt;z-index:251681796;visibility:visible;mso-wrap-style:square;mso-width-percent:0;mso-wrap-distance-left:9pt;mso-wrap-distance-top:0;mso-wrap-distance-right:9pt;mso-wrap-distance-bottom:0;mso-position-horizontal:absolute;mso-position-horizontal-relative:text;mso-position-vertical:absolute;mso-position-vertical-relative:text;mso-width-percent:0;mso-width-relative:margin;v-text-anchor:middle" o:gfxdata="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" fillcolor="#4472c4 [3204]" strokecolor="#1f3763 [1604]" strokeweight="1pt">
+              <v:shape w14:anchorId="0A00C7A6" id="带形: 上凸弯 20" o:spid="_x0000_s1026" type="#_x0000_t108" style="position:absolute;left:0;text-align:left;margin-left:287pt;margin-top:2.55pt;width:79.25pt;height:29.4pt;z-index:251658255;visibility:visible;mso-wrap-style:square;mso-width-percent:0;mso-wrap-distance-left:9pt;mso-wrap-distance-top:0;mso-wrap-distance-right:9pt;mso-wrap-distance-bottom:0;mso-position-horizontal:absolute;mso-position-horizontal-relative:text;mso-position-vertical:absolute;mso-position-vertical-relative:text;mso-width-percent:0;mso-width-relative:margin;v-text-anchor:middle" o:gfxdata="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" fillcolor="#4472c4 [3204]" strokecolor="#1f3763 [1604]" strokeweight="1pt">
                 <v:stroke joinstyle="miter"/>
               </v:shape>
             </w:pict>
@@ -8480,7 +8480,7 @@
           </mc:Choice>
           <mc:Fallback>
             <w:pict>
-              <v:shape w14:anchorId="53318CDF" id="文本框 21" o:spid="_x0000_s1036" type="#_x0000_t202" style="position:absolute;left:0;text-align:left;margin-left:287.15pt;margin-top:-11pt;width:79.25pt;height:36.3pt;z-index:251658256;visibility:visible;mso-wrap-style:square;mso-height-percent:0;mso-wrap-distance-left:9pt;mso-wrap-distance-top:0;mso-wrap-distance-right:9pt;mso-wrap-distance-bottom:0;mso-position-horizontal:absolute;mso-position-horizontal-relative:text;mso-position-vertical:absolute;mso-position-vertical-relative:text;mso-height-percent:0;mso-height-relative:margin;v-text-anchor:top" o:gfxdata="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" filled="f" stroked="f" strokeweight=".5pt">
+              <v:shape w14:anchorId="53318CDF" id="文本框 21" o:spid="_x0000_s1036" type="#_x0000_t202" style="position:absolute;left:0;text-align:left;margin-left:287.15pt;margin-top:-11pt;width:79.25pt;height:36.3pt;z-index:251658256;visibility:visible;mso-wrap-style:square;mso-height-percent:0;mso-wrap-distance-left:9pt;mso-wrap-distance-top:0;mso-wrap-distance-right:9pt;mso-wrap-distance-bottom:0;mso-position-horizontal:absolute;mso-position-horizontal-relative:text;mso-position-vertical:absolute;mso-position-vertical-relative:text;mso-height-percent:0;mso-height-relative:margin;v-text-anchor:top" o:gfxdata="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" filled="f" stroked="f" strokeweight=".5pt">
                 <v:textbox>
                   <w:txbxContent>
                     <w:p>
@@ -8653,7 +8653,7 @@
           </mc:Choice>
           <mc:Fallback>
             <w:pict>
-              <v:shape w14:anchorId="0AF030A9" id="文本框 23" o:spid="_x0000_s1037" type="#_x0000_t202" style="position:absolute;left:0;text-align:left;margin-left:282.85pt;margin-top:7.25pt;width:90.9pt;height:44.85pt;z-index:251658258;visibility:visible;mso-wrap-style:square;mso-height-percent:0;mso-wrap-distance-left:9pt;mso-wrap-distance-top:0;mso-wrap-distance-right:9pt;mso-wrap-distance-bottom:0;mso-position-horizontal:absolute;mso-position-horizontal-relative:text;mso-position-vertical:absolute;mso-position-vertical-relative:text;mso-height-percent:0;mso-height-relative:margin;v-text-anchor:top" o:gfxdata="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" filled="f" stroked="f" strokeweight=".5pt">
+              <v:shape w14:anchorId="0AF030A9" id="文本框 23" o:spid="_x0000_s1037" type="#_x0000_t202" style="position:absolute;left:0;text-align:left;margin-left:282.85pt;margin-top:7.25pt;width:90.9pt;height:44.85pt;z-index:251658258;visibility:visible;mso-wrap-style:square;mso-height-percent:0;mso-wrap-distance-left:9pt;mso-wrap-distance-top:0;mso-wrap-distance-right:9pt;mso-wrap-distance-bottom:0;mso-position-horizontal:absolute;mso-position-horizontal-relative:text;mso-position-vertical:absolute;mso-position-vertical-relative:text;mso-height-percent:0;mso-height-relative:margin;v-text-anchor:top" o:gfxdata="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" filled="f" stroked="f" strokeweight=".5pt">
                 <v:textbox>
                   <w:txbxContent>
                     <w:p>
@@ -8747,7 +8747,7 @@
           </mc:Choice>
           <mc:Fallback>
             <w:pict>
-              <v:shape w14:anchorId="0685983D" id="带形: 上凸弯 22" o:spid="_x0000_s1026" type="#_x0000_t108" style="position:absolute;left:0;text-align:left;margin-left:281.7pt;margin-top:19.6pt;width:92.9pt;height:29.85pt;z-index:251683844;visibility:visible;mso-wrap-style:square;mso-width-percent:0;mso-wrap-distance-left:9pt;mso-wrap-distance-top:0;mso-wrap-distance-right:9pt;mso-wrap-distance-bottom:0;mso-position-horizontal:absolute;mso-position-horizontal-relative:text;mso-position-vertical:absolute;mso-position-vertical-relative:text;mso-width-percent:0;mso-width-relative:margin;v-text-anchor:middle" o:gfxdata="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" fillcolor="#4472c4 [3204]" strokecolor="#1f3763 [1604]" strokeweight="1pt">
+              <v:shape w14:anchorId="457F786B" id="带形: 上凸弯 22" o:spid="_x0000_s1026" type="#_x0000_t108" style="position:absolute;left:0;text-align:left;margin-left:281.7pt;margin-top:19.6pt;width:92.9pt;height:29.85pt;z-index:251658257;visibility:visible;mso-wrap-style:square;mso-width-percent:0;mso-wrap-distance-left:9pt;mso-wrap-distance-top:0;mso-wrap-distance-right:9pt;mso-wrap-distance-bottom:0;mso-position-horizontal:absolute;mso-position-horizontal-relative:text;mso-position-vertical:absolute;mso-position-vertical-relative:text;mso-width-percent:0;mso-width-relative:margin;v-text-anchor:middle" o:gfxdata="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" fillcolor="#4472c4 [3204]" strokecolor="#1f3763 [1604]" strokeweight="1pt">
                 <v:stroke joinstyle="miter"/>
               </v:shape>
             </w:pict>
@@ -9748,7 +9748,7 @@
           </mc:Choice>
           <mc:Fallback>
             <w:pict>
-              <v:shape w14:anchorId="67CCD600" id="文本框 25" o:spid="_x0000_s1038" type="#_x0000_t202" style="position:absolute;left:0;text-align:left;margin-left:254.35pt;margin-top:12.3pt;width:50.65pt;height:36.25pt;z-index:251658260;visibility:visible;mso-wrap-style:square;mso-height-percent:0;mso-wrap-distance-left:9pt;mso-wrap-distance-top:0;mso-wrap-distance-right:9pt;mso-wrap-distance-bottom:0;mso-position-horizontal:absolute;mso-position-horizontal-relative:text;mso-position-vertical:absolute;mso-position-vertical-relative:text;mso-height-percent:0;mso-height-relative:margin;v-text-anchor:top" o:gfxdata="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" filled="f" stroked="f" strokeweight=".5pt">
+              <v:shape w14:anchorId="67CCD600" id="文本框 25" o:spid="_x0000_s1038" type="#_x0000_t202" style="position:absolute;left:0;text-align:left;margin-left:254.35pt;margin-top:12.3pt;width:50.65pt;height:36.25pt;z-index:251658260;visibility:visible;mso-wrap-style:square;mso-height-percent:0;mso-wrap-distance-left:9pt;mso-wrap-distance-top:0;mso-wrap-distance-right:9pt;mso-wrap-distance-bottom:0;mso-position-horizontal:absolute;mso-position-horizontal-relative:text;mso-position-vertical:absolute;mso-position-vertical-relative:text;mso-height-percent:0;mso-height-relative:margin;v-text-anchor:top" o:gfxdata="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" filled="f" stroked="f" strokeweight=".5pt">
                 <v:textbox>
                   <w:txbxContent>
                     <w:p>
@@ -9849,7 +9849,7 @@
           </mc:Choice>
           <mc:Fallback>
             <w:pict>
-              <v:shape w14:anchorId="506D283E" id="卷形: 水平 24" o:spid="_x0000_s1026" type="#_x0000_t98" style="position:absolute;left:0;text-align:left;margin-left:258.45pt;margin-top:1.9pt;width:43.8pt;height:28.2pt;z-index:251685892;visibility:visible;mso-wrap-style:square;mso-width-percent:0;mso-wrap-distance-left:9pt;mso-wrap-distance-top:0;mso-wrap-distance-right:9pt;mso-wrap-distance-bottom:0;mso-position-horizontal:absolute;mso-position-horizontal-relative:text;mso-position-vertical:absolute;mso-position-vertical-relative:text;mso-width-percent:0;mso-width-relative:margin;v-text-anchor:middle" o:gfxdata="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" fillcolor="#4472c4 [3204]" strokecolor="#1f3763 [1604]" strokeweight="1pt">
+              <v:shape w14:anchorId="43EEE249" id="卷形: 水平 24" o:spid="_x0000_s1026" type="#_x0000_t98" style="position:absolute;left:0;text-align:left;margin-left:258.45pt;margin-top:1.9pt;width:43.8pt;height:28.2pt;z-index:251658259;visibility:visible;mso-wrap-style:square;mso-width-percent:0;mso-wrap-distance-left:9pt;mso-wrap-distance-top:0;mso-wrap-distance-right:9pt;mso-wrap-distance-bottom:0;mso-position-horizontal:absolute;mso-position-horizontal-relative:text;mso-position-vertical:absolute;mso-position-vertical-relative:text;mso-width-percent:0;mso-width-relative:margin;v-text-anchor:middle" o:gfxdata="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" fillcolor="#4472c4 [3204]" strokecolor="#1f3763 [1604]" strokeweight="1pt">
                 <v:stroke joinstyle="miter"/>
               </v:shape>
             </w:pict>
@@ -10411,7 +10411,7 @@
           </mc:Choice>
           <mc:Fallback>
             <w:pict>
-              <v:shape w14:anchorId="3743D7AC" id="文本框 15" o:spid="_x0000_s1039" type="#_x0000_t202" style="position:absolute;left:0;text-align:left;margin-left:291.7pt;margin-top:10.5pt;width:54.7pt;height:46.1pt;z-index:251658262;visibility:visible;mso-wrap-style:square;mso-height-percent:0;mso-wrap-distance-left:9pt;mso-wrap-distance-top:0;mso-wrap-distance-right:9pt;mso-wrap-distance-bottom:0;mso-position-horizontal:absolute;mso-position-horizontal-relative:text;mso-position-vertical:absolute;mso-position-vertical-relative:text;mso-height-percent:0;mso-height-relative:margin;v-text-anchor:top" o:gfxdata="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" filled="f" stroked="f" strokeweight=".5pt">
+              <v:shape w14:anchorId="3743D7AC" id="文本框 15" o:spid="_x0000_s1039" type="#_x0000_t202" style="position:absolute;left:0;text-align:left;margin-left:291.7pt;margin-top:10.5pt;width:54.7pt;height:46.1pt;z-index:251658262;visibility:visible;mso-wrap-style:square;mso-height-percent:0;mso-wrap-distance-left:9pt;mso-wrap-distance-top:0;mso-wrap-distance-right:9pt;mso-wrap-distance-bottom:0;mso-position-horizontal:absolute;mso-position-horizontal-relative:text;mso-position-vertical:absolute;mso-position-vertical-relative:text;mso-height-percent:0;mso-height-relative:margin;v-text-anchor:top" o:gfxdata="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" filled="f" stroked="f" strokeweight=".5pt">
                 <v:textbox>
                   <w:txbxContent>
                     <w:p>
@@ -10514,7 +10514,7 @@
           </mc:Choice>
           <mc:Fallback>
             <w:pict>
-              <v:shape w14:anchorId="7145F622" id="卷形: 水平 3" o:spid="_x0000_s1026" type="#_x0000_t98" style="position:absolute;left:0;text-align:left;margin-left:294.75pt;margin-top:2.25pt;width:47.8pt;height:25.35pt;z-index:251687940;visibility:visible;mso-wrap-style:square;mso-width-percent:0;mso-wrap-distance-left:9pt;mso-wrap-distance-top:0;mso-wrap-distance-right:9pt;mso-wrap-distance-bottom:0;mso-position-horizontal:absolute;mso-position-horizontal-relative:text;mso-position-vertical:absolute;mso-position-vertical-relative:text;mso-width-percent:0;mso-width-relative:margin;v-text-anchor:middle" o:gfxdata="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" fillcolor="#4472c4 [3204]" strokecolor="#1f3763 [1604]" strokeweight="1pt">
+              <v:shape w14:anchorId="400DF6AC" id="卷形: 水平 3" o:spid="_x0000_s1026" type="#_x0000_t98" style="position:absolute;left:0;text-align:left;margin-left:294.75pt;margin-top:2.25pt;width:47.8pt;height:25.35pt;z-index:251658261;visibility:visible;mso-wrap-style:square;mso-width-percent:0;mso-wrap-distance-left:9pt;mso-wrap-distance-top:0;mso-wrap-distance-right:9pt;mso-wrap-distance-bottom:0;mso-position-horizontal:absolute;mso-position-horizontal-relative:text;mso-position-vertical:absolute;mso-position-vertical-relative:text;mso-width-percent:0;mso-width-relative:margin;v-text-anchor:middle" o:gfxdata="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" fillcolor="#4472c4 [3204]" strokecolor="#1f3763 [1604]" strokeweight="1pt">
                 <v:stroke joinstyle="miter"/>
               </v:shape>
             </w:pict>
@@ -12003,7 +12003,7 @@
           </mc:Choice>
           <mc:Fallback>
             <w:pict>
-              <v:shape w14:anchorId="1708303B" id="文本框 29" o:spid="_x0000_s1040" type="#_x0000_t202" style="position:absolute;left:0;text-align:left;margin-left:253.7pt;margin-top:13.3pt;width:60.7pt;height:43.8pt;z-index:251658265;visibility:visible;mso-wrap-style:square;mso-height-percent:0;mso-wrap-distance-left:9pt;mso-wrap-distance-top:0;mso-wrap-distance-right:9pt;mso-wrap-distance-bottom:0;mso-position-horizontal:absolute;mso-position-horizontal-relative:text;mso-position-vertical:absolute;mso-position-vertical-relative:text;mso-height-percent:0;mso-height-relative:margin;v-text-anchor:top" o:gfxdata="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" filled="f" stroked="f" strokeweight=".5pt">
+              <v:shape w14:anchorId="1708303B" id="文本框 29" o:spid="_x0000_s1040" type="#_x0000_t202" style="position:absolute;left:0;text-align:left;margin-left:253.7pt;margin-top:13.3pt;width:60.7pt;height:43.8pt;z-index:251658265;visibility:visible;mso-wrap-style:square;mso-height-percent:0;mso-wrap-distance-left:9pt;mso-wrap-distance-top:0;mso-wrap-distance-right:9pt;mso-wrap-distance-bottom:0;mso-position-horizontal:absolute;mso-position-horizontal-relative:text;mso-position-vertical:absolute;mso-position-vertical-relative:text;mso-height-percent:0;mso-height-relative:margin;v-text-anchor:top" o:gfxdata="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" filled="f" stroked="f" strokeweight=".5pt">
                 <v:textbox>
                   <w:txbxContent>
                     <w:p>
@@ -12101,7 +12101,7 @@
           </mc:Choice>
           <mc:Fallback>
             <w:pict>
-              <v:shape w14:anchorId="64F6FBF1" id="带形: 上凸弯 28" o:spid="_x0000_s1026" type="#_x0000_t108" style="position:absolute;left:0;text-align:left;margin-left:247.1pt;margin-top:7.7pt;width:76.15pt;height:25.05pt;z-index:251691012;visibility:visible;mso-wrap-style:square;mso-width-percent:0;mso-height-percent:0;mso-wrap-distance-left:9pt;mso-wrap-distance-top:0;mso-wrap-distance-right:9pt;mso-wrap-distance-bottom:0;mso-position-horizontal:absolute;mso-position-horizontal-relative:text;mso-position-vertical:absolute;mso-position-vertical-relative:text;mso-width-percent:0;mso-height-percent:0;mso-width-relative:margin;mso-height-relative:margin;v-text-anchor:middle" o:gfxdata="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" fillcolor="#4472c4 [3204]" strokecolor="#1f3763 [1604]" strokeweight="1pt">
+              <v:shape w14:anchorId="3FA1C5DC" id="带形: 上凸弯 28" o:spid="_x0000_s1026" type="#_x0000_t108" style="position:absolute;left:0;text-align:left;margin-left:247.1pt;margin-top:7.7pt;width:76.15pt;height:25.05pt;z-index:251658264;visibility:visible;mso-wrap-style:square;mso-width-percent:0;mso-height-percent:0;mso-wrap-distance-left:9pt;mso-wrap-distance-top:0;mso-wrap-distance-right:9pt;mso-wrap-distance-bottom:0;mso-position-horizontal:absolute;mso-position-horizontal-relative:text;mso-position-vertical:absolute;mso-position-vertical-relative:text;mso-width-percent:0;mso-height-percent:0;mso-width-relative:margin;mso-height-relative:margin;v-text-anchor:middle" o:gfxdata="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" fillcolor="#4472c4 [3204]" strokecolor="#1f3763 [1604]" strokeweight="1pt">
                 <v:stroke joinstyle="miter"/>
               </v:shape>
             </w:pict>
@@ -12360,7 +12360,7 @@
           </mc:Choice>
           <mc:Fallback>
             <w:pict>
-              <v:shape w14:anchorId="45358FAD" id="文本框 32" o:spid="_x0000_s1041" type="#_x0000_t202" style="position:absolute;left:0;text-align:left;margin-left:287.5pt;margin-top:-9.6pt;width:76.1pt;height:52.6pt;z-index:251658267;visibility:visible;mso-wrap-style:square;mso-height-percent:0;mso-wrap-distance-left:9pt;mso-wrap-distance-top:0;mso-wrap-distance-right:9pt;mso-wrap-distance-bottom:0;mso-position-horizontal:absolute;mso-position-horizontal-relative:text;mso-position-vertical:absolute;mso-position-vertical-relative:text;mso-height-percent:0;mso-height-relative:margin;v-text-anchor:top" o:gfxdata="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" filled="f" stroked="f" strokeweight=".5pt">
+              <v:shape w14:anchorId="45358FAD" id="文本框 32" o:spid="_x0000_s1041" type="#_x0000_t202" style="position:absolute;left:0;text-align:left;margin-left:287.5pt;margin-top:-9.6pt;width:76.1pt;height:52.6pt;z-index:251658267;visibility:visible;mso-wrap-style:square;mso-height-percent:0;mso-wrap-distance-left:9pt;mso-wrap-distance-top:0;mso-wrap-distance-right:9pt;mso-wrap-distance-bottom:0;mso-position-horizontal:absolute;mso-position-horizontal-relative:text;mso-position-vertical:absolute;mso-position-vertical-relative:text;mso-height-percent:0;mso-height-relative:margin;v-text-anchor:top" o:gfxdata="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" filled="f" stroked="f" strokeweight=".5pt">
                 <v:textbox>
                   <w:txbxContent>
                     <w:p>
@@ -12453,7 +12453,7 @@
           </mc:Choice>
           <mc:Fallback>
             <w:pict>
-              <v:shape w14:anchorId="61700663" id="带形: 上凸弯 30" o:spid="_x0000_s1026" type="#_x0000_t108" style="position:absolute;left:0;text-align:left;margin-left:4in;margin-top:5.65pt;width:76.15pt;height:25.05pt;z-index:251694084;visibility:visible;mso-wrap-style:square;mso-width-percent:0;mso-height-percent:0;mso-wrap-distance-left:9pt;mso-wrap-distance-top:0;mso-wrap-distance-right:9pt;mso-wrap-distance-bottom:0;mso-position-horizontal:absolute;mso-position-horizontal-relative:text;mso-position-vertical:absolute;mso-position-vertical-relative:text;mso-width-percent:0;mso-height-percent:0;mso-width-relative:margin;mso-height-relative:margin;v-text-anchor:middle" o:gfxdata="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" fillcolor="#4472c4 [3204]" strokecolor="#1f3763 [1604]" strokeweight="1pt">
+              <v:shape w14:anchorId="39C42D64" id="带形: 上凸弯 30" o:spid="_x0000_s1026" type="#_x0000_t108" style="position:absolute;left:0;text-align:left;margin-left:4in;margin-top:5.65pt;width:76.15pt;height:25.05pt;z-index:251658266;visibility:visible;mso-wrap-style:square;mso-width-percent:0;mso-height-percent:0;mso-wrap-distance-left:9pt;mso-wrap-distance-top:0;mso-wrap-distance-right:9pt;mso-wrap-distance-bottom:0;mso-position-horizontal:absolute;mso-position-horizontal-relative:text;mso-position-vertical:absolute;mso-position-vertical-relative:text;mso-width-percent:0;mso-height-percent:0;mso-width-relative:margin;mso-height-relative:margin;v-text-anchor:middle" o:gfxdata="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" fillcolor="#4472c4 [3204]" strokecolor="#1f3763 [1604]" strokeweight="1pt">
                 <v:stroke joinstyle="miter"/>
               </v:shape>
             </w:pict>
@@ -13106,7 +13106,7 @@
           </mc:Choice>
           <mc:Fallback>
             <w:pict>
-              <v:shape w14:anchorId="7EAC73B0" id="文本框 4" o:spid="_x0000_s1042" type="#_x0000_t202" style="position:absolute;left:0;text-align:left;margin-left:293.25pt;margin-top:12.3pt;width:84.75pt;height:45pt;z-index:251658270;visibility:visible;mso-wrap-style:square;mso-height-percent:0;mso-wrap-distance-left:9pt;mso-wrap-distance-top:0;mso-wrap-distance-right:9pt;mso-wrap-distance-bottom:0;mso-position-horizontal:absolute;mso-position-horizontal-relative:text;mso-position-vertical:absolute;mso-position-vertical-relative:text;mso-height-percent:0;mso-height-relative:margin;v-text-anchor:top" o:gfxdata="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" filled="f" stroked="f" strokeweight=".5pt">
+              <v:shape w14:anchorId="7EAC73B0" id="文本框 4" o:spid="_x0000_s1042" type="#_x0000_t202" style="position:absolute;left:0;text-align:left;margin-left:293.25pt;margin-top:12.3pt;width:84.75pt;height:45pt;z-index:251658270;visibility:visible;mso-wrap-style:square;mso-height-percent:0;mso-wrap-distance-left:9pt;mso-wrap-distance-top:0;mso-wrap-distance-right:9pt;mso-wrap-distance-bottom:0;mso-position-horizontal:absolute;mso-position-horizontal-relative:text;mso-position-vertical:absolute;mso-position-vertical-relative:text;mso-height-percent:0;mso-height-relative:margin;v-text-anchor:top" o:gfxdata="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" filled="f" stroked="f" strokeweight=".5pt">
                 <v:textbox>
                   <w:txbxContent>
                     <w:p>
@@ -13200,7 +13200,7 @@
           </mc:Choice>
           <mc:Fallback>
             <w:pict>
-              <v:shape w14:anchorId="63918082" id="带形: 上凸弯 1" o:spid="_x0000_s1026" type="#_x0000_t108" style="position:absolute;left:0;text-align:left;margin-left:282pt;margin-top:4.65pt;width:105.75pt;height:30.75pt;z-index:251696132;visibility:visible;mso-wrap-style:square;mso-width-percent:0;mso-wrap-distance-left:9pt;mso-wrap-distance-top:0;mso-wrap-distance-right:9pt;mso-wrap-distance-bottom:0;mso-position-horizontal:absolute;mso-position-horizontal-relative:text;mso-position-vertical:absolute;mso-position-vertical-relative:text;mso-width-percent:0;mso-width-relative:margin;v-text-anchor:middle" o:gfxdata="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" fillcolor="#4472c4 [3204]" strokecolor="#1f3763 [1604]" strokeweight="1pt">
+              <v:shape w14:anchorId="12495071" id="带形: 上凸弯 1" o:spid="_x0000_s1026" type="#_x0000_t108" style="position:absolute;left:0;text-align:left;margin-left:282pt;margin-top:4.65pt;width:105.75pt;height:30.75pt;z-index:251658268;visibility:visible;mso-wrap-style:square;mso-width-percent:0;mso-wrap-distance-left:9pt;mso-wrap-distance-top:0;mso-wrap-distance-right:9pt;mso-wrap-distance-bottom:0;mso-position-horizontal:absolute;mso-position-horizontal-relative:text;mso-position-vertical:absolute;mso-position-vertical-relative:text;mso-width-percent:0;mso-width-relative:margin;v-text-anchor:middle" o:gfxdata="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" fillcolor="#4472c4 [3204]" strokecolor="#1f3763 [1604]" strokeweight="1pt">
                 <v:stroke joinstyle="miter"/>
               </v:shape>
             </w:pict>
@@ -13317,7 +13317,7 @@
           </mc:Choice>
           <mc:Fallback>
             <w:pict>
-              <v:shape w14:anchorId="5F0C075B" id="带形: 上凸弯 33" o:spid="_x0000_s1026" type="#_x0000_t108" style="position:absolute;left:0;text-align:left;margin-left:294.8pt;margin-top:1.05pt;width:105.75pt;height:30.75pt;z-index:251696899;visibility:visible;mso-wrap-style:square;mso-width-percent:0;mso-wrap-distance-left:9pt;mso-wrap-distance-top:0;mso-wrap-distance-right:9pt;mso-wrap-distance-bottom:0;mso-position-horizontal:absolute;mso-position-horizontal-relative:text;mso-position-vertical:absolute;mso-position-vertical-relative:text;mso-width-percent:0;mso-width-relative:margin;v-text-anchor:middle" o:gfxdata="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" fillcolor="#4472c4 [3204]" strokecolor="#1f3763 [1604]" strokeweight="1pt">
+              <v:shape w14:anchorId="00C57DAE" id="带形: 上凸弯 33" o:spid="_x0000_s1026" type="#_x0000_t108" style="position:absolute;left:0;text-align:left;margin-left:294.8pt;margin-top:1.05pt;width:105.75pt;height:30.75pt;z-index:251658269;visibility:visible;mso-wrap-style:square;mso-width-percent:0;mso-wrap-distance-left:9pt;mso-wrap-distance-top:0;mso-wrap-distance-right:9pt;mso-wrap-distance-bottom:0;mso-position-horizontal:absolute;mso-position-horizontal-relative:text;mso-position-vertical:absolute;mso-position-vertical-relative:text;mso-width-percent:0;mso-width-relative:margin;v-text-anchor:middle" o:gfxdata="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" fillcolor="#4472c4 [3204]" strokecolor="#1f3763 [1604]" strokeweight="1pt">
                 <v:stroke joinstyle="miter"/>
               </v:shape>
             </w:pict>
@@ -13395,7 +13395,7 @@
           </mc:Choice>
           <mc:Fallback>
             <w:pict>
-              <v:shape w14:anchorId="1896FD1B" id="文本框 31" o:spid="_x0000_s1043" type="#_x0000_t202" style="position:absolute;left:0;text-align:left;margin-left:304.1pt;margin-top:-11.75pt;width:84.75pt;height:45pt;z-index:251658271;visibility:visible;mso-wrap-style:square;mso-height-percent:0;mso-wrap-distance-left:9pt;mso-wrap-distance-top:0;mso-wrap-distance-right:9pt;mso-wrap-distance-bottom:0;mso-position-horizontal:absolute;mso-position-horizontal-relative:text;mso-position-vertical:absolute;mso-position-vertical-relative:text;mso-height-percent:0;mso-height-relative:margin;v-text-anchor:top" o:gfxdata="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" filled="f" stroked="f" strokeweight=".5pt">
+              <v:shape w14:anchorId="1896FD1B" id="文本框 31" o:spid="_x0000_s1043" type="#_x0000_t202" style="position:absolute;left:0;text-align:left;margin-left:304.1pt;margin-top:-11.75pt;width:84.75pt;height:45pt;z-index:251658271;visibility:visible;mso-wrap-style:square;mso-height-percent:0;mso-wrap-distance-left:9pt;mso-wrap-distance-top:0;mso-wrap-distance-right:9pt;mso-wrap-distance-bottom:0;mso-position-horizontal:absolute;mso-position-horizontal-relative:text;mso-position-vertical:absolute;mso-position-vertical-relative:text;mso-height-percent:0;mso-height-relative:margin;v-text-anchor:top" o:gfxdata="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" filled="f" stroked="f" strokeweight=".5pt">
                 <v:textbox>
                   <w:txbxContent>
                     <w:p>
@@ -14360,7 +14360,7 @@
           </mc:Choice>
           <mc:Fallback>
             <w:pict>
-              <v:shape w14:anchorId="50ABA99A" id="文本框 34" o:spid="_x0000_s1044" type="#_x0000_t202" style="position:absolute;left:0;text-align:left;margin-left:302.5pt;margin-top:7.5pt;width:93pt;height:34.25pt;z-index:251658275;visibility:visible;mso-wrap-style:square;mso-wrap-distance-left:9pt;mso-wrap-distance-top:0;mso-wrap-distance-right:9pt;mso-wrap-distance-bottom:0;mso-position-horizontal:absolute;mso-position-horizontal-relative:text;mso-position-vertical:absolute;mso-position-vertical-relative:text;v-text-anchor:top" o:gfxdata="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" filled="f" stroked="f" strokeweight=".5pt">
+              <v:shape w14:anchorId="50ABA99A" id="文本框 34" o:spid="_x0000_s1044" type="#_x0000_t202" style="position:absolute;left:0;text-align:left;margin-left:302.5pt;margin-top:7.5pt;width:93pt;height:34.25pt;z-index:251658275;visibility:visible;mso-wrap-style:square;mso-wrap-distance-left:9pt;mso-wrap-distance-top:0;mso-wrap-distance-right:9pt;mso-wrap-distance-bottom:0;mso-position-horizontal:absolute;mso-position-horizontal-relative:text;mso-position-vertical:absolute;mso-position-vertical-relative:text;v-text-anchor:top" o:gfxdata="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" filled="f" stroked="f" strokeweight=".5pt">
                 <v:textbox>
                   <w:txbxContent>
                     <w:p>
@@ -14449,62 +14449,7 @@
           </mc:Choice>
           <mc:Fallback>
             <w:pict>
-              <v:shapetype w14:anchorId="6EA5A43B" id="_x0000_t108" coordsize="21600,21600" o:spt="108" adj="5400,16200,2700" path="wr@9@34@8@35,0@24@0@23@9,0@8@11@0@22@19@22@9@34@8@35@19@23@3@24l@7@36@3@4at@9@31@8@32@3@4@18@30@9@1@8@33@18@28@17@28@9@31@8@32@17@30,0@4l@5@36xear@9@1@8@33@17@28@0@29nfl@17@30ewr@9@1@8@33@18@28@19@29nfl@18@30em@0@23nfl@0@29em@19@23nfl@19@29e">
-                <v:formulas>
-                  <v:f eqn="val #0"/>
-                  <v:f eqn="val #1"/>
-                  <v:f eqn="val #2"/>
-                  <v:f eqn="val width"/>
-                  <v:f eqn="val height"/>
-                  <v:f eqn="prod width 1 8"/>
-                  <v:f eqn="prod width 1 2"/>
-                  <v:f eqn="prod width 7 8"/>
-                  <v:f eqn="prod width 3 2"/>
-                  <v:f eqn="sum 0 0 @6"/>
-                  <v:f eqn="prod #2 30573 4096"/>
-                  <v:f eqn="prod @10 2 1"/>
-                  <v:f eqn="sum @10 height #2"/>
-                  <v:f eqn="sum @10 #1 0"/>
-                  <v:f eqn="prod #1 1 2"/>
-                  <v:f eqn="sum @10 @14 0"/>
-                  <v:f eqn="sum @12 0 #1"/>
-                  <v:f eqn="sum #0 @5 0"/>
-                  <v:f eqn="sum width 0 @17"/>
-                  <v:f eqn="sum width 0 #0"/>
-                  <v:f eqn="sum @6 0 #0"/>
-                  <v:f eqn="ellipse @20 width @10"/>
-                  <v:f eqn="sum @10 0 @21"/>
-                  <v:f eqn="sum @22 @16 @10"/>
-                  <v:f eqn="sum #2 @16 @10"/>
-                  <v:f eqn="prod @10 2391 32768"/>
-                  <v:f eqn="sum @6 0 @17"/>
-                  <v:f eqn="ellipse @26 width @10"/>
-                  <v:f eqn="sum @10 #1 @27"/>
-                  <v:f eqn="sum @22 #1 0"/>
-                  <v:f eqn="sum @12 0 @27"/>
-                  <v:f eqn="sum height 0 #2"/>
-                  <v:f eqn="sum @10 @12 0"/>
-                  <v:f eqn="sum @32 @10 @16"/>
-                  <v:f eqn="sum @31 @10 @13"/>
-                  <v:f eqn="sum @32 @10 @13"/>
-                  <v:f eqn="sum @25 @12 @15"/>
-                  <v:f eqn="sum @16 0 @15"/>
-                  <v:f eqn="prod @37 2 3"/>
-                  <v:f eqn="sum @1 @38 0"/>
-                  <v:f eqn="sum #2 @38 0"/>
-                  <v:f eqn="max @40 675"/>
-                  <v:f eqn="prod width 3 8"/>
-                  <v:f eqn="sum @42 0 4"/>
-                </v:formulas>
-                <v:path o:extrusionok="f" o:connecttype="custom" o:connectlocs="@6,0;@5,@36;@6,@1;@7,@36" o:connectangles="270,180,90,0" textboxrect="@0,@22,@19,@1"/>
-                <v:handles>
-                  <v:h position="#0,topLeft" xrange="@5,@43"/>
-                  <v:h position="center,#1" yrange="@39,@31"/>
-                  <v:h position="topLeft,#2" yrange="@41,@24"/>
-                </v:handles>
-                <o:complex v:ext="view"/>
-              </v:shapetype>
-              <v:shape id="带形: 上凸弯 27" o:spid="_x0000_s1026" type="#_x0000_t108" style="position:absolute;left:0;text-align:left;margin-left:296.5pt;margin-top:20.35pt;width:105.75pt;height:30.75pt;z-index:251703300;visibility:visible;mso-wrap-style:square;mso-width-percent:0;mso-wrap-distance-left:9pt;mso-wrap-distance-top:0;mso-wrap-distance-right:9pt;mso-wrap-distance-bottom:0;mso-position-horizontal:absolute;mso-position-horizontal-relative:text;mso-position-vertical:absolute;mso-position-vertical-relative:text;mso-width-percent:0;mso-width-relative:margin;v-text-anchor:middle" o:gfxdata="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" fillcolor="#4472c4 [3204]" strokecolor="#1f3763 [1604]" strokeweight="1pt">
+              <v:shape w14:anchorId="1B6C9B43" id="带形: 上凸弯 27" o:spid="_x0000_s1026" type="#_x0000_t108" style="position:absolute;left:0;text-align:left;margin-left:296.5pt;margin-top:20.35pt;width:105.75pt;height:30.75pt;z-index:251658274;visibility:visible;mso-wrap-style:square;mso-width-percent:0;mso-wrap-distance-left:9pt;mso-wrap-distance-top:0;mso-wrap-distance-right:9pt;mso-wrap-distance-bottom:0;mso-position-horizontal:absolute;mso-position-horizontal-relative:text;mso-position-vertical:absolute;mso-position-vertical-relative:text;mso-width-percent:0;mso-width-relative:margin;v-text-anchor:middle" o:gfxdata="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" fillcolor="#4472c4 [3204]" strokecolor="#1f3763 [1604]" strokeweight="1pt">
                 <v:stroke joinstyle="miter"/>
               </v:shape>
             </w:pict>
@@ -15049,14 +14994,14 @@
           </mc:Choice>
           <mc:Fallback>
             <w:pict>
-              <v:shape w14:anchorId="090D3B42" id="文本框 46" o:spid="_x0000_s1045" type="#_x0000_t202" style="position:absolute;left:0;text-align:left;margin-left:261.05pt;margin-top:7.65pt;width:105pt;height:27.7pt;z-index:251666469;visibility:visible;mso-wrap-style:square;mso-width-percent:0;mso-height-percent:0;mso-wrap-distance-left:9pt;mso-wrap-distance-top:0;mso-wrap-distance-right:9pt;mso-wrap-distance-bottom:0;mso-position-horizontal:absolute;mso-position-horizontal-relative:text;mso-position-vertical:absolute;mso-position-vertical-relative:text;mso-width-percent:0;mso-height-percent:0;mso-width-relative:margin;mso-height-relative:margin;v-text-anchor:top" o:gfxdata="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" filled="f" stroked="f" strokeweight=".5pt">
+              <v:shape w14:anchorId="090D3B42" id="文本框 46" o:spid="_x0000_s1045" type="#_x0000_t202" style="position:absolute;left:0;text-align:left;margin-left:261.05pt;margin-top:7.65pt;width:105pt;height:27.7pt;z-index:251666469;visibility:visible;mso-wrap-style:square;mso-width-percent:0;mso-height-percent:0;mso-wrap-distance-left:9pt;mso-wrap-distance-top:0;mso-wrap-distance-right:9pt;mso-wrap-distance-bottom:0;mso-position-horizontal:absolute;mso-position-horizontal-relative:text;mso-position-vertical:absolute;mso-position-vertical-relative:text;mso-width-percent:0;mso-height-percent:0;mso-width-relative:margin;mso-height-relative:margin;v-text-anchor:top" o:gfxdata="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" filled="f" stroked="f" strokeweight=".5pt">
                 <v:textbox>
                   <w:txbxContent>
                     <w:p>
                       <w:pPr>
                         <w:jc w:val="both"/>
                         <w:rPr>
-                          <w:rFonts w:ascii="方正姚体" w:eastAsia="方正姚体" w:hint="eastAsia"/>
+                          <w:rFonts w:ascii="方正姚体" w:eastAsia="方正姚体"/>
                           <w:color w:val="FF0000"/>
                           <w:sz w:val="18"/>
                           <w:szCs w:val="18"/>
@@ -15143,7 +15088,7 @@
           </mc:Choice>
           <mc:Fallback>
             <w:pict>
-              <v:shapetype w14:anchorId="6624A8C1" id="_x0000_t15" coordsize="21600,21600" o:spt="15" adj="16200" path="m@0,l,,,21600@0,21600,21600,10800xe">
+              <v:shapetype w14:anchorId="4B0AE838" id="_x0000_t15" coordsize="21600,21600" o:spt="15" adj="16200" path="m@0,l,,,21600@0,21600,21600,10800xe">
                 <v:stroke joinstyle="miter"/>
                 <v:formulas>
                   <v:f eqn="val #0"/>
@@ -15154,7 +15099,7 @@
                   <v:h position="#0,topLeft" xrange="0,21600"/>
                 </v:handles>
               </v:shapetype>
-              <v:shape id="箭头: 五边形 47" o:spid="_x0000_s1026" type="#_x0000_t15" style="position:absolute;left:0;text-align:left;margin-left:263.25pt;margin-top:9.5pt;width:85.15pt;height:23.25pt;z-index:251665445;visibility:visible;mso-wrap-style:square;mso-wrap-distance-left:9pt;mso-wrap-distance-top:0;mso-wrap-distance-right:9pt;mso-wrap-distance-bottom:0;mso-position-horizontal:absolute;mso-position-horizontal-relative:text;mso-position-vertical:absolute;mso-position-vertical-relative:text;v-text-anchor:middle" o:gfxdata="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" adj="18650" fillcolor="#4472c4 [3204]" strokecolor="#1f3763 [1604]" strokeweight="1pt"/>
+              <v:shape id="箭头: 五边形 47" o:spid="_x0000_s1026" type="#_x0000_t15" style="position:absolute;left:0;text-align:left;margin-left:263.25pt;margin-top:9.5pt;width:85.15pt;height:23.25pt;z-index:251665445;visibility:visible;mso-wrap-style:square;mso-wrap-distance-left:9pt;mso-wrap-distance-top:0;mso-wrap-distance-right:9pt;mso-wrap-distance-bottom:0;mso-position-horizontal:absolute;mso-position-horizontal-relative:text;mso-position-vertical:absolute;mso-position-vertical-relative:text;v-text-anchor:middle" o:gfxdata="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" adj="18650" fillcolor="#4472c4 [3204]" strokecolor="#1f3763 [1604]" strokeweight="1pt"/>
             </w:pict>
           </mc:Fallback>
         </mc:AlternateContent>
@@ -15976,7 +15921,7 @@
           </mc:Choice>
           <mc:Fallback>
             <w:pict>
-              <v:shape w14:anchorId="205894C3" id="文本框 36" o:spid="_x0000_s1046" type="#_x0000_t202" style="position:absolute;left:0;text-align:left;margin-left:277.05pt;margin-top:-12.4pt;width:105.75pt;height:40.15pt;z-index:251658277;visibility:visible;mso-wrap-style:square;mso-wrap-distance-left:9pt;mso-wrap-distance-top:0;mso-wrap-distance-right:9pt;mso-wrap-distance-bottom:0;mso-position-horizontal:absolute;mso-position-horizontal-relative:text;mso-position-vertical:absolute;mso-position-vertical-relative:text;v-text-anchor:top" o:gfxdata="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" filled="f" stroked="f" strokeweight=".5pt">
+              <v:shape w14:anchorId="205894C3" id="文本框 36" o:spid="_x0000_s1046" type="#_x0000_t202" style="position:absolute;left:0;text-align:left;margin-left:277.05pt;margin-top:-12.4pt;width:105.75pt;height:40.15pt;z-index:251658277;visibility:visible;mso-wrap-style:square;mso-wrap-distance-left:9pt;mso-wrap-distance-top:0;mso-wrap-distance-right:9pt;mso-wrap-distance-bottom:0;mso-position-horizontal:absolute;mso-position-horizontal-relative:text;mso-position-vertical:absolute;mso-position-vertical-relative:text;v-text-anchor:top" o:gfxdata="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" filled="f" stroked="f" strokeweight=".5pt">
                 <v:textbox>
                   <w:txbxContent>
                     <w:p>
@@ -16065,62 +16010,7 @@
           </mc:Choice>
           <mc:Fallback>
             <w:pict>
-              <v:shapetype w14:anchorId="3EA36445" id="_x0000_t108" coordsize="21600,21600" o:spt="108" adj="5400,16200,2700" path="wr@9@34@8@35,0@24@0@23@9,0@8@11@0@22@19@22@9@34@8@35@19@23@3@24l@7@36@3@4at@9@31@8@32@3@4@18@30@9@1@8@33@18@28@17@28@9@31@8@32@17@30,0@4l@5@36xear@9@1@8@33@17@28@0@29nfl@17@30ewr@9@1@8@33@18@28@19@29nfl@18@30em@0@23nfl@0@29em@19@23nfl@19@29e">
-                <v:formulas>
-                  <v:f eqn="val #0"/>
-                  <v:f eqn="val #1"/>
-                  <v:f eqn="val #2"/>
-                  <v:f eqn="val width"/>
-                  <v:f eqn="val height"/>
-                  <v:f eqn="prod width 1 8"/>
-                  <v:f eqn="prod width 1 2"/>
-                  <v:f eqn="prod width 7 8"/>
-                  <v:f eqn="prod width 3 2"/>
-                  <v:f eqn="sum 0 0 @6"/>
-                  <v:f eqn="prod #2 30573 4096"/>
-                  <v:f eqn="prod @10 2 1"/>
-                  <v:f eqn="sum @10 height #2"/>
-                  <v:f eqn="sum @10 #1 0"/>
-                  <v:f eqn="prod #1 1 2"/>
-                  <v:f eqn="sum @10 @14 0"/>
-                  <v:f eqn="sum @12 0 #1"/>
-                  <v:f eqn="sum #0 @5 0"/>
-                  <v:f eqn="sum width 0 @17"/>
-                  <v:f eqn="sum width 0 #0"/>
-                  <v:f eqn="sum @6 0 #0"/>
-                  <v:f eqn="ellipse @20 width @10"/>
-                  <v:f eqn="sum @10 0 @21"/>
-                  <v:f eqn="sum @22 @16 @10"/>
-                  <v:f eqn="sum #2 @16 @10"/>
-                  <v:f eqn="prod @10 2391 32768"/>
-                  <v:f eqn="sum @6 0 @17"/>
-                  <v:f eqn="ellipse @26 width @10"/>
-                  <v:f eqn="sum @10 #1 @27"/>
-                  <v:f eqn="sum @22 #1 0"/>
-                  <v:f eqn="sum @12 0 @27"/>
-                  <v:f eqn="sum height 0 #2"/>
-                  <v:f eqn="sum @10 @12 0"/>
-                  <v:f eqn="sum @32 @10 @16"/>
-                  <v:f eqn="sum @31 @10 @13"/>
-                  <v:f eqn="sum @32 @10 @13"/>
-                  <v:f eqn="sum @25 @12 @15"/>
-                  <v:f eqn="sum @16 0 @15"/>
-                  <v:f eqn="prod @37 2 3"/>
-                  <v:f eqn="sum @1 @38 0"/>
-                  <v:f eqn="sum #2 @38 0"/>
-                  <v:f eqn="max @40 675"/>
-                  <v:f eqn="prod width 3 8"/>
-                  <v:f eqn="sum @42 0 4"/>
-                </v:formulas>
-                <v:path o:extrusionok="f" o:connecttype="custom" o:connectlocs="@6,0;@5,@36;@6,@1;@7,@36" o:connectangles="270,180,90,0" textboxrect="@0,@22,@19,@1"/>
-                <v:handles>
-                  <v:h position="#0,topLeft" xrange="@5,@43"/>
-                  <v:h position="center,#1" yrange="@39,@31"/>
-                  <v:h position="topLeft,#2" yrange="@41,@24"/>
-                </v:handles>
-                <o:complex v:ext="view"/>
-              </v:shapetype>
-              <v:shape id="带形: 上凸弯 35" o:spid="_x0000_s1026" type="#_x0000_t108" style="position:absolute;left:0;text-align:left;margin-left:276.75pt;margin-top:0;width:105.75pt;height:30.75pt;z-index:251706372;visibility:visible;mso-wrap-style:square;mso-width-percent:0;mso-wrap-distance-left:9pt;mso-wrap-distance-top:0;mso-wrap-distance-right:9pt;mso-wrap-distance-bottom:0;mso-position-horizontal:absolute;mso-position-horizontal-relative:text;mso-position-vertical:absolute;mso-position-vertical-relative:text;mso-width-percent:0;mso-width-relative:margin;v-text-anchor:middle" o:gfxdata="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" fillcolor="#4472c4 [3204]" strokecolor="#1f3763 [1604]" strokeweight="1pt">
+              <v:shape w14:anchorId="4B00BA1E" id="带形: 上凸弯 35" o:spid="_x0000_s1026" type="#_x0000_t108" style="position:absolute;left:0;text-align:left;margin-left:276.75pt;margin-top:0;width:105.75pt;height:30.75pt;z-index:251658276;visibility:visible;mso-wrap-style:square;mso-width-percent:0;mso-wrap-distance-left:9pt;mso-wrap-distance-top:0;mso-wrap-distance-right:9pt;mso-wrap-distance-bottom:0;mso-position-horizontal:absolute;mso-position-horizontal-relative:text;mso-position-vertical:absolute;mso-position-vertical-relative:text;mso-width-percent:0;mso-width-relative:margin;v-text-anchor:middle" o:gfxdata="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" fillcolor="#4472c4 [3204]" strokecolor="#1f3763 [1604]" strokeweight="1pt">
                 <v:stroke joinstyle="miter"/>
               </v:shape>
             </w:pict>
@@ -17812,7 +17702,7 @@
           </mc:Choice>
           <mc:Fallback>
             <w:pict>
-              <v:shape w14:anchorId="2694CDD6" id="培养皿" o:spid="_x0000_s1047" type="#_x0000_t202" style="position:absolute;left:0;text-align:left;margin-left:205.9pt;margin-top:71.45pt;width:110.15pt;height:30.65pt;z-index:251662373;visibility:visible;mso-wrap-style:square;mso-wrap-distance-left:9pt;mso-wrap-distance-top:0;mso-wrap-distance-right:9pt;mso-wrap-distance-bottom:0;mso-position-horizontal:absolute;mso-position-horizontal-relative:text;mso-position-vertical:absolute;mso-position-vertical-relative:text;v-text-anchor:top" o:gfxdata="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" filled="f" stroked="f" strokeweight=".5pt">
+              <v:shape w14:anchorId="2694CDD6" id="培养皿" o:spid="_x0000_s1047" type="#_x0000_t202" style="position:absolute;left:0;text-align:left;margin-left:205.9pt;margin-top:71.45pt;width:110.15pt;height:30.65pt;z-index:251662373;visibility:visible;mso-wrap-style:square;mso-wrap-distance-left:9pt;mso-wrap-distance-top:0;mso-wrap-distance-right:9pt;mso-wrap-distance-bottom:0;mso-position-horizontal:absolute;mso-position-horizontal-relative:text;mso-position-vertical:absolute;mso-position-vertical-relative:text;v-text-anchor:top" o:gfxdata="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" filled="f" stroked="f" strokeweight=".5pt">
                 <v:textbox>
                   <w:txbxContent>
                     <w:p>
@@ -17925,7 +17815,7 @@
           </mc:Choice>
           <mc:Fallback>
             <w:pict>
-              <v:shape w14:anchorId="1F5ED4C5" id="电镜" o:spid="_x0000_s1048" type="#_x0000_t202" style="position:absolute;left:0;text-align:left;margin-left:70.85pt;margin-top:71.85pt;width:120.8pt;height:26.9pt;z-index:251659301;visibility:visible;mso-wrap-style:square;mso-width-percent:0;mso-height-percent:0;mso-wrap-distance-left:9pt;mso-wrap-distance-top:0;mso-wrap-distance-right:9pt;mso-wrap-distance-bottom:0;mso-position-horizontal:absolute;mso-position-horizontal-relative:text;mso-position-vertical:absolute;mso-position-vertical-relative:text;mso-width-percent:0;mso-height-percent:0;mso-width-relative:margin;mso-height-relative:margin;v-text-anchor:top" o:gfxdata="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" filled="f" stroked="f" strokeweight=".5pt">
+              <v:shape w14:anchorId="1F5ED4C5" id="电镜" o:spid="_x0000_s1048" type="#_x0000_t202" style="position:absolute;left:0;text-align:left;margin-left:70.85pt;margin-top:71.85pt;width:120.8pt;height:26.9pt;z-index:251659301;visibility:visible;mso-wrap-style:square;mso-width-percent:0;mso-height-percent:0;mso-wrap-distance-left:9pt;mso-wrap-distance-top:0;mso-wrap-distance-right:9pt;mso-wrap-distance-bottom:0;mso-position-horizontal:absolute;mso-position-horizontal-relative:text;mso-position-vertical:absolute;mso-position-vertical-relative:text;mso-width-percent:0;mso-height-percent:0;mso-width-relative:margin;mso-height-relative:margin;v-text-anchor:top" o:gfxdata="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" filled="f" stroked="f" strokeweight=".5pt">
                 <v:textbox>
                   <w:txbxContent>
                     <w:p>
@@ -18176,14 +18066,14 @@
           </mc:Choice>
           <mc:Fallback>
             <w:pict>
-              <v:shape w14:anchorId="391047CA" id="文本框 48" o:spid="_x0000_s1049" type="#_x0000_t202" style="position:absolute;left:0;text-align:left;margin-left:280.7pt;margin-top:6.8pt;width:105pt;height:27.7pt;z-index:251671589;visibility:visible;mso-wrap-style:square;mso-width-percent:0;mso-height-percent:0;mso-wrap-distance-left:9pt;mso-wrap-distance-top:0;mso-wrap-distance-right:9pt;mso-wrap-distance-bottom:0;mso-position-horizontal:absolute;mso-position-horizontal-relative:text;mso-position-vertical:absolute;mso-position-vertical-relative:text;mso-width-percent:0;mso-height-percent:0;mso-width-relative:margin;mso-height-relative:margin;v-text-anchor:top" o:gfxdata="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" filled="f" stroked="f" strokeweight=".5pt">
+              <v:shape w14:anchorId="391047CA" id="文本框 48" o:spid="_x0000_s1049" type="#_x0000_t202" style="position:absolute;left:0;text-align:left;margin-left:280.7pt;margin-top:6.8pt;width:105pt;height:27.7pt;z-index:251671589;visibility:visible;mso-wrap-style:square;mso-width-percent:0;mso-height-percent:0;mso-wrap-distance-left:9pt;mso-wrap-distance-top:0;mso-wrap-distance-right:9pt;mso-wrap-distance-bottom:0;mso-position-horizontal:absolute;mso-position-horizontal-relative:text;mso-position-vertical:absolute;mso-position-vertical-relative:text;mso-width-percent:0;mso-height-percent:0;mso-width-relative:margin;mso-height-relative:margin;v-text-anchor:top" o:gfxdata="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" filled="f" stroked="f" strokeweight=".5pt">
                 <v:textbox>
                   <w:txbxContent>
                     <w:p>
                       <w:pPr>
                         <w:jc w:val="both"/>
                         <w:rPr>
-                          <w:rFonts w:ascii="方正姚体" w:eastAsia="方正姚体" w:hint="eastAsia"/>
+                          <w:rFonts w:ascii="方正姚体" w:eastAsia="方正姚体"/>
                           <w:color w:val="FF0000"/>
                           <w:sz w:val="18"/>
                           <w:szCs w:val="18"/>
@@ -18270,7 +18160,7 @@
           </mc:Choice>
           <mc:Fallback>
             <w:pict>
-              <v:shape w14:anchorId="5410819F" id="箭头: 五边形 49" o:spid="_x0000_s1026" type="#_x0000_t15" style="position:absolute;left:0;text-align:left;margin-left:283pt;margin-top:9.5pt;width:85.15pt;height:23.25pt;z-index:251670565;visibility:visible;mso-wrap-style:square;mso-wrap-distance-left:9pt;mso-wrap-distance-top:0;mso-wrap-distance-right:9pt;mso-wrap-distance-bottom:0;mso-position-horizontal:absolute;mso-position-horizontal-relative:text;mso-position-vertical:absolute;mso-position-vertical-relative:text;v-text-anchor:middle" o:gfxdata="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" adj="18650" fillcolor="#4472c4 [3204]" strokecolor="#1f3763 [1604]" strokeweight="1pt"/>
+              <v:shape w14:anchorId="1539D279" id="箭头: 五边形 49" o:spid="_x0000_s1026" type="#_x0000_t15" style="position:absolute;left:0;text-align:left;margin-left:283pt;margin-top:9.5pt;width:85.15pt;height:23.25pt;z-index:251670565;visibility:visible;mso-wrap-style:square;mso-wrap-distance-left:9pt;mso-wrap-distance-top:0;mso-wrap-distance-right:9pt;mso-wrap-distance-bottom:0;mso-position-horizontal:absolute;mso-position-horizontal-relative:text;mso-position-vertical:absolute;mso-position-vertical-relative:text;v-text-anchor:middle" o:gfxdata="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" adj="18650" fillcolor="#4472c4 [3204]" strokecolor="#1f3763 [1604]" strokeweight="1pt"/>
             </w:pict>
           </mc:Fallback>
         </mc:AlternateContent>
@@ -18650,9 +18540,6 @@
     <w:p>
       <w:pPr>
         <w:pStyle w:val="a6"/>
-        <w:rPr>
-          <w:rFonts w:hint="eastAsia"/>
-        </w:rPr>
       </w:pPr>
     </w:p>
     <w:p>
@@ -18992,9 +18879,6 @@
     <w:p>
       <w:pPr>
         <w:pStyle w:val="a6"/>
-        <w:rPr>
-          <w:rFonts w:hint="eastAsia"/>
-        </w:rPr>
       </w:pPr>
       <w:r>
         <w:fldChar w:fldCharType="begin"/>
@@ -19028,13 +18912,7 @@
         <w:rPr>
           <w:rFonts w:hint="eastAsia"/>
         </w:rPr>
-        <w:t>心破</w:t>
-      </w:r>
-      <w:r>
-        <w:rPr>
-          <w:rFonts w:hint="eastAsia"/>
-        </w:rPr>
-        <w:t>：看破红尘。</w:t>
+        <w:t>心破：看破红尘。</w:t>
       </w:r>
     </w:p>
     <w:p/>
@@ -19401,13 +19279,7 @@
         <w:rPr>
           <w:rFonts w:hint="eastAsia"/>
         </w:rPr>
-        <w:t>但</w:t>
-      </w:r>
-      <w:r>
-        <w:rPr>
-          <w:rFonts w:hint="eastAsia"/>
-        </w:rPr>
-        <w:t>：只是。</w:t>
+        <w:t>但：只是。</w:t>
       </w:r>
     </w:p>
     <w:p>
@@ -19446,13 +19318,7 @@
         <w:rPr>
           <w:rFonts w:hint="eastAsia"/>
         </w:rPr>
-        <w:t>扫地</w:t>
-      </w:r>
-      <w:r>
-        <w:rPr>
-          <w:rFonts w:hint="eastAsia"/>
-        </w:rPr>
-        <w:t>：</w:t>
+        <w:t>扫地：</w:t>
       </w:r>
       <w:r>
         <w:rPr>
@@ -19466,9 +19332,6 @@
     <w:p>
       <w:pPr>
         <w:pStyle w:val="af2"/>
-        <w:rPr>
-          <w:rFonts w:hint="eastAsia"/>
-        </w:rPr>
       </w:pPr>
       <w:r>
         <w:rPr>
@@ -21876,6 +21739,12 @@
 </file>
 
 <file path=customXml/item1.xml><?xml version="1.0" encoding="utf-8"?>
+<p:properties xmlns:p="http://schemas.microsoft.com/office/2006/metadata/properties" xmlns:xsi="http://www.w3.org/2001/XMLSchema-instance" xmlns:pc="http://schemas.microsoft.com/office/infopath/2007/PartnerControls">
+  <documentManagement/>
+</p:properties>
+</file>
+
+<file path=customXml/item2.xml><?xml version="1.0" encoding="utf-8"?>
 <?mso-contentType ?>
 <FormTemplates xmlns="http://schemas.microsoft.com/sharepoint/v3/contenttype/forms">
   <Display>DocumentLibraryForm</Display>
@@ -21884,17 +21753,7 @@
 </FormTemplates>
 </file>
 
-<file path=customXml/item2.xml><?xml version="1.0" encoding="utf-8"?>
-<p:properties xmlns:p="http://schemas.microsoft.com/office/2006/metadata/properties" xmlns:xsi="http://www.w3.org/2001/XMLSchema-instance" xmlns:pc="http://schemas.microsoft.com/office/infopath/2007/PartnerControls">
-  <documentManagement/>
-</p:properties>
-</file>
-
 <file path=customXml/item3.xml><?xml version="1.0" encoding="utf-8"?>
-<b:Sources xmlns:b="http://schemas.openxmlformats.org/officeDocument/2006/bibliography" xmlns="http://schemas.openxmlformats.org/officeDocument/2006/bibliography" SelectedStyle="\APASixthEditionOfficeOnline.xsl" StyleName="APA" Version="6"/>
-</file>
-
-<file path=customXml/item4.xml><?xml version="1.0" encoding="utf-8"?>
 <ct:contentTypeSchema xmlns:ct="http://schemas.microsoft.com/office/2006/metadata/contentType" xmlns:ma="http://schemas.microsoft.com/office/2006/metadata/properties/metaAttributes" ct:_="" ma:_="" ma:contentTypeName="Document" ma:contentTypeID="0x010100895503916EE0864384D3514168FA8399" ma:contentTypeVersion="10" ma:contentTypeDescription="Create a new document." ma:contentTypeScope="" ma:versionID="18488a3fb89262a22598e72d2a8c16ff">
   <xsd:schema xmlns:xsd="http://www.w3.org/2001/XMLSchema" xmlns:xs="http://www.w3.org/2001/XMLSchema" xmlns:p="http://schemas.microsoft.com/office/2006/metadata/properties" xmlns:ns3="f71f83d2-c026-493b-812e-d58457d25801" targetNamespace="http://schemas.microsoft.com/office/2006/metadata/properties" ma:root="true" ma:fieldsID="43d5c13c2d5e1b3376a1516313038fe9" ns3:_="">
     <xsd:import namespace="f71f83d2-c026-493b-812e-d58457d25801"/>
@@ -22078,15 +21937,11 @@
 </ct:contentTypeSchema>
 </file>
 
-<file path=customXml/itemProps1.xml><?xml version="1.0" encoding="utf-8"?>
-<ds:datastoreItem xmlns:ds="http://schemas.openxmlformats.org/officeDocument/2006/customXml" ds:itemID="{0D1F4249-25A5-4F58-A52A-DC4DA46E5015}">
-  <ds:schemaRefs>
-    <ds:schemaRef ds:uri="http://schemas.microsoft.com/sharepoint/v3/contenttype/forms"/>
-  </ds:schemaRefs>
-</ds:datastoreItem>
+<file path=customXml/item4.xml><?xml version="1.0" encoding="utf-8"?>
+<b:Sources xmlns:b="http://schemas.openxmlformats.org/officeDocument/2006/bibliography" xmlns="http://schemas.openxmlformats.org/officeDocument/2006/bibliography" SelectedStyle="\APASixthEditionOfficeOnline.xsl" StyleName="APA" Version="6"/>
 </file>
 
-<file path=customXml/itemProps2.xml><?xml version="1.0" encoding="utf-8"?>
+<file path=customXml/itemProps1.xml><?xml version="1.0" encoding="utf-8"?>
 <ds:datastoreItem xmlns:ds="http://schemas.openxmlformats.org/officeDocument/2006/customXml" ds:itemID="{D3A9B3E5-753E-4F51-9C16-61B0C7CD8582}">
   <ds:schemaRefs>
     <ds:schemaRef ds:uri="http://schemas.microsoft.com/office/2006/metadata/properties"/>
@@ -22095,15 +21950,15 @@
 </ds:datastoreItem>
 </file>
 
-<file path=customXml/itemProps3.xml><?xml version="1.0" encoding="utf-8"?>
-<ds:datastoreItem xmlns:ds="http://schemas.openxmlformats.org/officeDocument/2006/customXml" ds:itemID="{37384716-7B50-7149-BFF5-8207F7145BF4}">
+<file path=customXml/itemProps2.xml><?xml version="1.0" encoding="utf-8"?>
+<ds:datastoreItem xmlns:ds="http://schemas.openxmlformats.org/officeDocument/2006/customXml" ds:itemID="{0D1F4249-25A5-4F58-A52A-DC4DA46E5015}">
   <ds:schemaRefs>
-    <ds:schemaRef ds:uri="http://schemas.openxmlformats.org/officeDocument/2006/bibliography"/>
+    <ds:schemaRef ds:uri="http://schemas.microsoft.com/sharepoint/v3/contenttype/forms"/>
   </ds:schemaRefs>
 </ds:datastoreItem>
 </file>
 
-<file path=customXml/itemProps4.xml><?xml version="1.0" encoding="utf-8"?>
+<file path=customXml/itemProps3.xml><?xml version="1.0" encoding="utf-8"?>
 <ds:datastoreItem xmlns:ds="http://schemas.openxmlformats.org/officeDocument/2006/customXml" ds:itemID="{1338657D-3724-4CBD-8828-4F6D79A6FF2D}">
   <ds:schemaRefs>
     <ds:schemaRef ds:uri="http://schemas.microsoft.com/office/2006/metadata/contentType"/>
@@ -22119,4 +21974,12 @@
     <ds:schemaRef ds:uri="http://schemas.microsoft.com/internal/obd"/>
   </ds:schemaRefs>
 </ds:datastoreItem>
+</file>
+
+<file path=customXml/itemProps4.xml><?xml version="1.0" encoding="utf-8"?>
+<ds:datastoreItem xmlns:ds="http://schemas.openxmlformats.org/officeDocument/2006/customXml" ds:itemID="{37384716-7B50-7149-BFF5-8207F7145BF4}">
+  <ds:schemaRefs>
+    <ds:schemaRef ds:uri="http://schemas.openxmlformats.org/officeDocument/2006/bibliography"/>
+  </ds:schemaRefs>
+</ds:datastoreItem>
 </file>